--- a/output/docx/fr/BUFRCREX_TableB_fr_08.docx
+++ b/output/docx/fr/BUFRCREX_TableB_fr_08.docx
@@ -4665,7 +4665,7 @@
                 <w:b w:val="0"/>
                 <w:sz w:val="16"/>
               </w:rPr>
-              <w:t>Note 70: Cette valeur correspond à l’altitude réelle et officielle de la station ou alors à la meilleure estimation de cette altitude. Elle est fournie à titre de comparaison avec l’altitude virtuelle fournie par le modèle. Les deux valeurs peuvent présenter une différence importante en terrain escarpé. Le facteur d’échelle a été augmenté pour permettre une comparaison directe de la valeur avec l’élément 0 07 030 qui suit.</w:t>
+              <w:t>Note B70: Les statistiques de premier ordre désignent des valeurs ayant des limites semblables et les mêmes dimensions que les valeurs observées correspondantes (par exemple, maxima, minima, moyennes, etc.).</w:t>
             </w:r>
           </w:p>
         </w:tc>
@@ -4858,7 +4858,7 @@
                 <w:b w:val="0"/>
                 <w:sz w:val="16"/>
               </w:rPr>
-              <w:t>Note 61: Le descripteur 0 19 007 indique une valeur manquante, sauf si la coupe horizontale décrite correspond à un cercle.</w:t>
+              <w:t>Note B61: Les statistiques sur les différences sont des valeurs différentielles ayant des dimensions similaires à celles des valeurs observées correspondantes en ce qui concerne les unités, mais dont les limites sont centrées sur le zéro (par exemple, différence entre les valeurs observées et les valeurs analysées, différence entre les valeurs observées et les valeurs prévues, etc.).</w:t>
             </w:r>
           </w:p>
         </w:tc>
@@ -5051,7 +5051,7 @@
                 <w:b w:val="0"/>
                 <w:sz w:val="16"/>
               </w:rPr>
-              <w:t>Note 49: La majorité des stations ne disposent que d’une seule position sur la route et d’un seul capteur de température sous la surface. Des répétitions différées ont été introduites pour accroître la flexibilité et l’efficacité en termes de volume.</w:t>
+              <w:t>Note B49: Le descripteur 0 08 025 doit être utilisé conjointement avec le descripteur 0 26 003 (décalage dans le temps).</w:t>
             </w:r>
           </w:p>
         </w:tc>
@@ -6204,7 +6204,7 @@
                 <w:b w:val="0"/>
                 <w:sz w:val="16"/>
               </w:rPr>
-              <w:t>Note 50: Le descripteur 0 08 033 doit être utilisé avant l’élément 0 33 007 comme partie de l’information sur le contrôle de qualité afin de spécifier la méthode utilisée pour calculer le pourcentage de confiance.</w:t>
+              <w:t>Note B50: Le descripteur 0 08 033 doit être utilisé avant l’élément 0 33 007 comme partie de l’information sur le contrôle de qualité afin de spécifier la méthode utilisée pour calculer le pourcentage de confiance.</w:t>
             </w:r>
           </w:p>
         </w:tc>
@@ -8125,7 +8125,7 @@
                 <w:b w:val="0"/>
                 <w:sz w:val="16"/>
               </w:rPr>
-              <w:t>Note 169: Lorsque le descripteur 0 08 043 est utilisé pour désigner une matière particulaire d’une taille inférieure à un seuil de taille donné, le descripteur 0 08 045 peut aussi être utilisé pour désigner plus précisément un sous-ensemble de la population de particules à partir de la composition des ions.</w:t>
+              <w:t>Note B169: Lorsque le descripteur 0 08 043 est utilisé pour désigner une matière particulaire d’une taille inférieure à un seuil de taille donné, le descripteur 0 08 045 peut aussi être utilisé pour désigner plus précisément un sous-ensemble de la population de particules à partir de la composition des ions.</w:t>
             </w:r>
           </w:p>
         </w:tc>
@@ -13310,7 +13310,7 @@
                 <w:b w:val="0"/>
                 <w:sz w:val="16"/>
               </w:rPr>
-              <w:t>Note 51: Il y a lieu d’indiquer, s’il est connu, le nombre d’années manquantes dans la période de référence utilisée pour le calcul des normales de la température maximale et de la température minimale, en plus du nombre d’années manquantes pour les températures extrêmes de l’air indiqué par 0 08 020 précédé par 0 08 050 dont le chiffre de code 3 est utilisé.</w:t>
+              <w:t>Note B51: Le descripteur 0 08 090 doit être utilisé pour établir l’échelle décimale d’un ou de plusieurs descripteurs d’éléments numériques consécutifs nécessitant une vaste gamme dynamique de valeurs. Le ou les descripteurs d’éléments numériques contiendront la valeur ajustée de la ou des mesures avec le nombre nécessaire de chiffres significatifs. On obtiendra la valeur réelle, au niveau de l’application, en multipliant la valeur ajustée par l’échelle décimale donnée: (valeur ajustée x 10 échelle décimale ).</w:t>
             </w:r>
           </w:p>
         </w:tc>
@@ -13900,7 +13900,7 @@
           <w:i/>
           <w:sz w:val="14"/>
         </w:rPr>
-        <w:t>Note 25: Il est possible d’annuler une signification précédemment définie en transmettant une «valeur manquante» à partir de la table de code ou de la table d’indicateurs appropriée.</w:t>
+        <w:t>Note B25: Il est possible d’annuler une signification précédemment définie en transmettant une «valeur manquante» à partir de la table de code ou de la table d’indicateurs appropriée.</w:t>
       </w:r>
     </w:p>
     <w:p>
@@ -13910,7 +13910,7 @@
           <w:i/>
           <w:sz w:val="14"/>
         </w:rPr>
-        <w:t>Note 179: Lorsqu’on établit une somme ou une moyenne (par exemple sur une certaine période), on peut représenter le nombre total de valeurs prises en considération pour obtenir cette somme ou cette moyenne en utilisant le descripteur 0 08 022.</w:t>
+        <w:t>Note B179: Lorsqu’on établit une somme ou une moyenne (par exemple sur une certaine période), on peut représenter le nombre total de valeurs prises en considération pour obtenir cette somme ou cette moyenne en utilisant le descripteur 0 08 022.</w:t>
       </w:r>
     </w:p>
     <w:sectPr>
